--- a/2-运维相关组织架构及职责说明/0201-组织架构图及部门职责.docx
+++ b/2-运维相关组织架构及职责说明/0201-组织架构图及部门职责.docx
@@ -113,7 +113,7 @@
           <w:lang w:eastAsia="zh-CN"/>
         </w:rPr>
       </w:pPr>
-      <w:bookmarkStart w:id="0" w:name="_Toc16269"/>
+      <w:bookmarkStart w:id="0" w:name="_Toc4052"/>
       <w:r>
         <w:rPr>
           <w:lang w:eastAsia="zh-CN"/>
@@ -131,7 +131,7 @@
           <w:rFonts w:hint="eastAsia"/>
         </w:rPr>
       </w:pPr>
-      <w:bookmarkStart w:id="1" w:name="_Toc24542"/>
+      <w:bookmarkStart w:id="1" w:name="_Toc16344"/>
       <w:r>
         <w:rPr>
           <w:rFonts w:hint="eastAsia"/>
@@ -290,8 +290,8 @@
               <w:widowControl w:val="0"/>
               <w:jc w:val="both"/>
               <w:rPr>
-                <w:rFonts w:eastAsia="Arial"/>
-                <w:lang w:eastAsia="zh-CN"/>
+                <w:rFonts w:hint="default" w:eastAsia="Arial"/>
+                <w:lang w:val="en-US" w:eastAsia="zh-CN"/>
               </w:rPr>
             </w:pPr>
             <w:r>
@@ -313,9 +313,9 @@
               <w:rPr>
                 <w:rFonts w:hint="eastAsia"/>
                 <w:u w:val="single"/>
-                <w:lang w:eastAsia="zh-CN"/>
+                <w:lang w:val="en-US" w:eastAsia="zh-CN"/>
               </w:rPr>
-              <w:t>严长运</w:t>
+              <w:t>刘钢要</w:t>
             </w:r>
           </w:p>
         </w:tc>
@@ -840,9 +840,9 @@
             <w:r>
               <w:rPr>
                 <w:rFonts w:hint="eastAsia"/>
-                <w:lang w:eastAsia="zh-CN"/>
+                <w:lang w:val="en-US" w:eastAsia="zh-CN"/>
               </w:rPr>
-              <w:t>严长运</w:t>
+              <w:t>刘钢要</w:t>
             </w:r>
           </w:p>
         </w:tc>
@@ -1444,8 +1444,6 @@
               <w:tab w:val="right" w:leader="dot" w:pos="8306"/>
             </w:tabs>
           </w:pPr>
-          <w:bookmarkStart w:id="18" w:name="_GoBack"/>
-          <w:bookmarkEnd w:id="18"/>
           <w:r>
             <w:rPr>
               <w:rFonts w:hint="eastAsia" w:ascii="宋体" w:hAnsi="宋体" w:eastAsia="宋体" w:cs="宋体"/>
@@ -1479,7 +1477,7 @@
               <w:rFonts w:hint="eastAsia" w:ascii="宋体" w:hAnsi="宋体" w:eastAsia="宋体" w:cs="宋体"/>
               <w:szCs w:val="24"/>
             </w:rPr>
-            <w:instrText xml:space="preserve"> HYPERLINK \l _Toc16269 </w:instrText>
+            <w:instrText xml:space="preserve"> HYPERLINK \l _Toc4052 </w:instrText>
           </w:r>
           <w:r>
             <w:rPr>
@@ -1501,7 +1499,7 @@
             <w:fldChar w:fldCharType="begin"/>
           </w:r>
           <w:r>
-            <w:instrText xml:space="preserve"> PAGEREF _Toc16269 \h </w:instrText>
+            <w:instrText xml:space="preserve"> PAGEREF _Toc4052 \h </w:instrText>
           </w:r>
           <w:r>
             <w:fldChar w:fldCharType="separate"/>
@@ -1539,7 +1537,7 @@
               <w:rFonts w:hint="eastAsia" w:ascii="宋体" w:hAnsi="宋体" w:cs="宋体"/>
               <w:szCs w:val="24"/>
             </w:rPr>
-            <w:instrText xml:space="preserve"> HYPERLINK \l _Toc24542 </w:instrText>
+            <w:instrText xml:space="preserve"> HYPERLINK \l _Toc16344 </w:instrText>
           </w:r>
           <w:r>
             <w:rPr>
@@ -1562,7 +1560,7 @@
             <w:fldChar w:fldCharType="begin"/>
           </w:r>
           <w:r>
-            <w:instrText xml:space="preserve"> PAGEREF _Toc24542 \h </w:instrText>
+            <w:instrText xml:space="preserve"> PAGEREF _Toc16344 \h </w:instrText>
           </w:r>
           <w:r>
             <w:fldChar w:fldCharType="separate"/>
@@ -1600,7 +1598,7 @@
               <w:rFonts w:hint="eastAsia" w:ascii="宋体" w:hAnsi="宋体" w:cs="宋体"/>
               <w:szCs w:val="24"/>
             </w:rPr>
-            <w:instrText xml:space="preserve"> HYPERLINK \l _Toc15885 </w:instrText>
+            <w:instrText xml:space="preserve"> HYPERLINK \l _Toc14850 </w:instrText>
           </w:r>
           <w:r>
             <w:rPr>
@@ -1630,7 +1628,7 @@
             <w:fldChar w:fldCharType="begin"/>
           </w:r>
           <w:r>
-            <w:instrText xml:space="preserve"> PAGEREF _Toc15885 \h </w:instrText>
+            <w:instrText xml:space="preserve"> PAGEREF _Toc14850 \h </w:instrText>
           </w:r>
           <w:r>
             <w:fldChar w:fldCharType="separate"/>
@@ -1668,7 +1666,7 @@
               <w:rFonts w:hint="eastAsia" w:ascii="宋体" w:hAnsi="宋体" w:cs="宋体"/>
               <w:szCs w:val="24"/>
             </w:rPr>
-            <w:instrText xml:space="preserve"> HYPERLINK \l _Toc10122 </w:instrText>
+            <w:instrText xml:space="preserve"> HYPERLINK \l _Toc29976 </w:instrText>
           </w:r>
           <w:r>
             <w:rPr>
@@ -1693,7 +1691,7 @@
             <w:fldChar w:fldCharType="begin"/>
           </w:r>
           <w:r>
-            <w:instrText xml:space="preserve"> PAGEREF _Toc10122 \h </w:instrText>
+            <w:instrText xml:space="preserve"> PAGEREF _Toc29976 \h </w:instrText>
           </w:r>
           <w:r>
             <w:fldChar w:fldCharType="separate"/>
@@ -1731,7 +1729,7 @@
               <w:rFonts w:hint="eastAsia" w:ascii="宋体" w:hAnsi="宋体" w:cs="宋体"/>
               <w:szCs w:val="24"/>
             </w:rPr>
-            <w:instrText xml:space="preserve"> HYPERLINK \l _Toc23201 </w:instrText>
+            <w:instrText xml:space="preserve"> HYPERLINK \l _Toc11916 </w:instrText>
           </w:r>
           <w:r>
             <w:rPr>
@@ -1761,7 +1759,7 @@
             <w:fldChar w:fldCharType="begin"/>
           </w:r>
           <w:r>
-            <w:instrText xml:space="preserve"> PAGEREF _Toc23201 \h </w:instrText>
+            <w:instrText xml:space="preserve"> PAGEREF _Toc11916 \h </w:instrText>
           </w:r>
           <w:r>
             <w:fldChar w:fldCharType="separate"/>
@@ -1799,7 +1797,7 @@
               <w:rFonts w:hint="eastAsia" w:ascii="宋体" w:hAnsi="宋体" w:cs="宋体"/>
               <w:szCs w:val="24"/>
             </w:rPr>
-            <w:instrText xml:space="preserve"> HYPERLINK \l _Toc16289 </w:instrText>
+            <w:instrText xml:space="preserve"> HYPERLINK \l _Toc19386 </w:instrText>
           </w:r>
           <w:r>
             <w:rPr>
@@ -1831,7 +1829,7 @@
             <w:fldChar w:fldCharType="begin"/>
           </w:r>
           <w:r>
-            <w:instrText xml:space="preserve"> PAGEREF _Toc16289 \h </w:instrText>
+            <w:instrText xml:space="preserve"> PAGEREF _Toc19386 \h </w:instrText>
           </w:r>
           <w:r>
             <w:fldChar w:fldCharType="separate"/>
@@ -1869,7 +1867,7 @@
               <w:rFonts w:hint="eastAsia" w:ascii="宋体" w:hAnsi="宋体" w:cs="宋体"/>
               <w:szCs w:val="24"/>
             </w:rPr>
-            <w:instrText xml:space="preserve"> HYPERLINK \l _Toc28419 </w:instrText>
+            <w:instrText xml:space="preserve"> HYPERLINK \l _Toc14972 </w:instrText>
           </w:r>
           <w:r>
             <w:rPr>
@@ -1894,7 +1892,7 @@
             <w:fldChar w:fldCharType="begin"/>
           </w:r>
           <w:r>
-            <w:instrText xml:space="preserve"> PAGEREF _Toc28419 \h </w:instrText>
+            <w:instrText xml:space="preserve"> PAGEREF _Toc14972 \h </w:instrText>
           </w:r>
           <w:r>
             <w:fldChar w:fldCharType="separate"/>
@@ -1932,7 +1930,7 @@
               <w:rFonts w:hint="eastAsia" w:ascii="宋体" w:hAnsi="宋体" w:cs="宋体"/>
               <w:szCs w:val="24"/>
             </w:rPr>
-            <w:instrText xml:space="preserve"> HYPERLINK \l _Toc31270 </w:instrText>
+            <w:instrText xml:space="preserve"> HYPERLINK \l _Toc29315 </w:instrText>
           </w:r>
           <w:r>
             <w:rPr>
@@ -1961,7 +1959,7 @@
             <w:fldChar w:fldCharType="begin"/>
           </w:r>
           <w:r>
-            <w:instrText xml:space="preserve"> PAGEREF _Toc31270 \h </w:instrText>
+            <w:instrText xml:space="preserve"> PAGEREF _Toc29315 \h </w:instrText>
           </w:r>
           <w:r>
             <w:fldChar w:fldCharType="separate"/>
@@ -1999,7 +1997,7 @@
               <w:rFonts w:hint="eastAsia" w:ascii="宋体" w:hAnsi="宋体" w:cs="宋体"/>
               <w:szCs w:val="24"/>
             </w:rPr>
-            <w:instrText xml:space="preserve"> HYPERLINK \l _Toc12179 </w:instrText>
+            <w:instrText xml:space="preserve"> HYPERLINK \l _Toc30714 </w:instrText>
           </w:r>
           <w:r>
             <w:rPr>
@@ -2024,7 +2022,7 @@
             <w:fldChar w:fldCharType="begin"/>
           </w:r>
           <w:r>
-            <w:instrText xml:space="preserve"> PAGEREF _Toc12179 \h </w:instrText>
+            <w:instrText xml:space="preserve"> PAGEREF _Toc30714 \h </w:instrText>
           </w:r>
           <w:r>
             <w:fldChar w:fldCharType="separate"/>
@@ -2062,7 +2060,7 @@
               <w:rFonts w:hint="eastAsia" w:ascii="宋体" w:hAnsi="宋体" w:cs="宋体"/>
               <w:szCs w:val="24"/>
             </w:rPr>
-            <w:instrText xml:space="preserve"> HYPERLINK \l _Toc25277 </w:instrText>
+            <w:instrText xml:space="preserve"> HYPERLINK \l _Toc28577 </w:instrText>
           </w:r>
           <w:r>
             <w:rPr>
@@ -2087,7 +2085,7 @@
             <w:fldChar w:fldCharType="begin"/>
           </w:r>
           <w:r>
-            <w:instrText xml:space="preserve"> PAGEREF _Toc25277 \h </w:instrText>
+            <w:instrText xml:space="preserve"> PAGEREF _Toc28577 \h </w:instrText>
           </w:r>
           <w:r>
             <w:fldChar w:fldCharType="separate"/>
@@ -2125,7 +2123,7 @@
               <w:rFonts w:hint="eastAsia" w:ascii="宋体" w:hAnsi="宋体" w:cs="宋体"/>
               <w:szCs w:val="24"/>
             </w:rPr>
-            <w:instrText xml:space="preserve"> HYPERLINK \l _Toc1821 </w:instrText>
+            <w:instrText xml:space="preserve"> HYPERLINK \l _Toc32380 </w:instrText>
           </w:r>
           <w:r>
             <w:rPr>
@@ -2154,7 +2152,7 @@
             <w:fldChar w:fldCharType="begin"/>
           </w:r>
           <w:r>
-            <w:instrText xml:space="preserve"> PAGEREF _Toc1821 \h </w:instrText>
+            <w:instrText xml:space="preserve"> PAGEREF _Toc32380 \h </w:instrText>
           </w:r>
           <w:r>
             <w:fldChar w:fldCharType="separate"/>
@@ -2192,7 +2190,7 @@
               <w:rFonts w:hint="eastAsia" w:ascii="宋体" w:hAnsi="宋体" w:cs="宋体"/>
               <w:szCs w:val="24"/>
             </w:rPr>
-            <w:instrText xml:space="preserve"> HYPERLINK \l _Toc30672 </w:instrText>
+            <w:instrText xml:space="preserve"> HYPERLINK \l _Toc1706 </w:instrText>
           </w:r>
           <w:r>
             <w:rPr>
@@ -2204,7 +2202,6 @@
           <w:r>
             <w:rPr>
               <w:rFonts w:hint="default"/>
-              <w:lang w:val="en-US"/>
             </w:rPr>
             <w:t xml:space="preserve">2.2.6. </w:t>
           </w:r>
@@ -2213,7 +2210,7 @@
               <w:rFonts w:hint="eastAsia"/>
               <w:lang w:val="en-US" w:eastAsia="zh-CN"/>
             </w:rPr>
-            <w:t>质量部</w:t>
+            <w:t>研发部</w:t>
           </w:r>
           <w:r>
             <w:tab/>
@@ -2222,7 +2219,7 @@
             <w:fldChar w:fldCharType="begin"/>
           </w:r>
           <w:r>
-            <w:instrText xml:space="preserve"> PAGEREF _Toc30672 \h </w:instrText>
+            <w:instrText xml:space="preserve"> PAGEREF _Toc1706 \h </w:instrText>
           </w:r>
           <w:r>
             <w:fldChar w:fldCharType="separate"/>
@@ -2260,7 +2257,7 @@
               <w:rFonts w:hint="eastAsia" w:ascii="宋体" w:hAnsi="宋体" w:cs="宋体"/>
               <w:szCs w:val="24"/>
             </w:rPr>
-            <w:instrText xml:space="preserve"> HYPERLINK \l _Toc1521 </w:instrText>
+            <w:instrText xml:space="preserve"> HYPERLINK \l _Toc19791 </w:instrText>
           </w:r>
           <w:r>
             <w:rPr>
@@ -2272,15 +2269,16 @@
           <w:r>
             <w:rPr>
               <w:rFonts w:hint="default"/>
+              <w:lang w:val="en-US"/>
             </w:rPr>
             <w:t xml:space="preserve">2.2.7. </w:t>
           </w:r>
           <w:r>
             <w:rPr>
               <w:rFonts w:hint="eastAsia"/>
-              <w:lang w:eastAsia="zh-CN"/>
-            </w:rPr>
-            <w:t>采购部</w:t>
+              <w:lang w:val="en-US" w:eastAsia="zh-CN"/>
+            </w:rPr>
+            <w:t>质量部</w:t>
           </w:r>
           <w:r>
             <w:tab/>
@@ -2289,7 +2287,7 @@
             <w:fldChar w:fldCharType="begin"/>
           </w:r>
           <w:r>
-            <w:instrText xml:space="preserve"> PAGEREF _Toc1521 \h </w:instrText>
+            <w:instrText xml:space="preserve"> PAGEREF _Toc19791 \h </w:instrText>
           </w:r>
           <w:r>
             <w:fldChar w:fldCharType="separate"/>
@@ -2327,7 +2325,7 @@
               <w:rFonts w:hint="eastAsia" w:ascii="宋体" w:hAnsi="宋体" w:cs="宋体"/>
               <w:szCs w:val="24"/>
             </w:rPr>
-            <w:instrText xml:space="preserve"> HYPERLINK \l _Toc3542 </w:instrText>
+            <w:instrText xml:space="preserve"> HYPERLINK \l _Toc9093 </w:instrText>
           </w:r>
           <w:r>
             <w:rPr>
@@ -2347,7 +2345,7 @@
               <w:rFonts w:hint="eastAsia"/>
               <w:lang w:eastAsia="zh-CN"/>
             </w:rPr>
-            <w:t>综合部</w:t>
+            <w:t>采购部</w:t>
           </w:r>
           <w:r>
             <w:tab/>
@@ -2356,13 +2354,13 @@
             <w:fldChar w:fldCharType="begin"/>
           </w:r>
           <w:r>
-            <w:instrText xml:space="preserve"> PAGEREF _Toc3542 \h </w:instrText>
+            <w:instrText xml:space="preserve"> PAGEREF _Toc9093 \h </w:instrText>
           </w:r>
           <w:r>
             <w:fldChar w:fldCharType="separate"/>
           </w:r>
           <w:r>
-            <w:t>10</w:t>
+            <w:t>11</w:t>
           </w:r>
           <w:r>
             <w:fldChar w:fldCharType="end"/>
@@ -2394,7 +2392,7 @@
               <w:rFonts w:hint="eastAsia" w:ascii="宋体" w:hAnsi="宋体" w:cs="宋体"/>
               <w:szCs w:val="24"/>
             </w:rPr>
-            <w:instrText xml:space="preserve"> HYPERLINK \l _Toc9854 </w:instrText>
+            <w:instrText xml:space="preserve"> HYPERLINK \l _Toc2913 </w:instrText>
           </w:r>
           <w:r>
             <w:rPr>
@@ -2406,7 +2404,6 @@
           <w:r>
             <w:rPr>
               <w:rFonts w:hint="default"/>
-              <w:lang w:eastAsia="zh-CN"/>
             </w:rPr>
             <w:t xml:space="preserve">2.2.9. </w:t>
           </w:r>
@@ -2415,7 +2412,7 @@
               <w:rFonts w:hint="eastAsia"/>
               <w:lang w:eastAsia="zh-CN"/>
             </w:rPr>
-            <w:t>质量部</w:t>
+            <w:t>综合部</w:t>
           </w:r>
           <w:r>
             <w:tab/>
@@ -2424,7 +2421,7 @@
             <w:fldChar w:fldCharType="begin"/>
           </w:r>
           <w:r>
-            <w:instrText xml:space="preserve"> PAGEREF _Toc9854 \h </w:instrText>
+            <w:instrText xml:space="preserve"> PAGEREF _Toc2913 \h </w:instrText>
           </w:r>
           <w:r>
             <w:fldChar w:fldCharType="separate"/>
@@ -2480,7 +2477,7 @@
           <w:lang w:eastAsia="zh-CN"/>
         </w:rPr>
       </w:pPr>
-      <w:bookmarkStart w:id="2" w:name="_Toc15885"/>
+      <w:bookmarkStart w:id="2" w:name="_Toc14850"/>
       <w:r>
         <w:rPr>
           <w:rFonts w:hint="eastAsia"/>
@@ -2957,7 +2954,7 @@
         <w:keepLines w:val="0"/>
         <w:widowControl w:val="0"/>
       </w:pPr>
-      <w:bookmarkStart w:id="6" w:name="_Toc10122"/>
+      <w:bookmarkStart w:id="6" w:name="_Toc29976"/>
       <w:r>
         <w:t>部门设定及岗位职责</w:t>
       </w:r>
@@ -2973,7 +2970,7 @@
           <w:lang w:eastAsia="zh-CN"/>
         </w:rPr>
       </w:pPr>
-      <w:bookmarkStart w:id="7" w:name="_Toc23201"/>
+      <w:bookmarkStart w:id="7" w:name="_Toc11916"/>
       <w:r>
         <w:rPr>
           <w:rFonts w:hint="eastAsia"/>
@@ -3177,7 +3174,7 @@
           <w:szCs w:val="24"/>
         </w:rPr>
       </w:pPr>
-      <w:bookmarkStart w:id="8" w:name="_Toc16289"/>
+      <w:bookmarkStart w:id="8" w:name="_Toc19386"/>
       <w:r>
         <w:rPr>
           <w:rFonts w:hint="eastAsia" w:ascii="黑体" w:hAnsi="黑体" w:eastAsia="黑体" w:cs="黑体"/>
@@ -3201,7 +3198,7 @@
           <w:rFonts w:hint="eastAsia"/>
         </w:rPr>
       </w:pPr>
-      <w:bookmarkStart w:id="9" w:name="_Toc28419"/>
+      <w:bookmarkStart w:id="9" w:name="_Toc14972"/>
       <w:r>
         <w:t>总经理</w:t>
       </w:r>
@@ -3547,7 +3544,7 @@
           <w:rFonts w:hint="eastAsia"/>
         </w:rPr>
       </w:pPr>
-      <w:bookmarkStart w:id="10" w:name="_Toc31270"/>
+      <w:bookmarkStart w:id="10" w:name="_Toc29315"/>
       <w:r>
         <w:rPr>
           <w:rFonts w:hint="eastAsia"/>
@@ -3729,12 +3726,69 @@
           <w:ilvl w:val="0"/>
           <w:numId w:val="8"/>
         </w:numPr>
+        <w:rPr>
+          <w:rFonts w:hint="eastAsia"/>
+        </w:rPr>
       </w:pPr>
       <w:r>
         <w:rPr>
           <w:rFonts w:hint="eastAsia"/>
         </w:rPr>
         <w:t>完成上级交办及其他协作任务：高效完成上级领导交办及其他部门提请协办的重要事项</w:t>
+      </w:r>
+    </w:p>
+    <w:p>
+      <w:pPr>
+        <w:pStyle w:val="40"/>
+        <w:numPr>
+          <w:ilvl w:val="0"/>
+          <w:numId w:val="8"/>
+        </w:numPr>
+        <w:rPr>
+          <w:rFonts w:hint="eastAsia"/>
+        </w:rPr>
+      </w:pPr>
+      <w:r>
+        <w:rPr>
+          <w:rFonts w:hint="eastAsia"/>
+        </w:rPr>
+        <w:t>负责互联网业务咨询及策划服务的市场拓展与项目实施</w:t>
+      </w:r>
+    </w:p>
+    <w:p>
+      <w:pPr>
+        <w:pStyle w:val="40"/>
+        <w:numPr>
+          <w:ilvl w:val="0"/>
+          <w:numId w:val="8"/>
+        </w:numPr>
+        <w:rPr>
+          <w:rFonts w:hint="eastAsia"/>
+        </w:rPr>
+      </w:pPr>
+      <w:r>
+        <w:rPr>
+          <w:rFonts w:hint="default"/>
+        </w:rPr>
+        <w:t>为客户提供互联网业务规划、数字化转型咨询等服务</w:t>
+      </w:r>
+    </w:p>
+    <w:p>
+      <w:pPr>
+        <w:pStyle w:val="40"/>
+        <w:numPr>
+          <w:ilvl w:val="0"/>
+          <w:numId w:val="8"/>
+        </w:numPr>
+        <w:rPr>
+          <w:rFonts w:hint="eastAsia"/>
+        </w:rPr>
+      </w:pPr>
+      <w:r>
+        <w:rPr>
+          <w:rFonts w:hint="default"/>
+        </w:rPr>
+        <w:t>结合公司技术能力，输出互联网业务解决方案</w:t>
       </w:r>
     </w:p>
     <w:p>
@@ -3748,7 +3802,7 @@
           <w:rFonts w:hint="eastAsia"/>
         </w:rPr>
       </w:pPr>
-      <w:bookmarkStart w:id="11" w:name="_Toc12179"/>
+      <w:bookmarkStart w:id="11" w:name="_Toc30714"/>
       <w:r>
         <w:t>管理者代表</w:t>
       </w:r>
@@ -4013,6 +4067,67 @@
         </w:rPr>
         <w:t>负责交付预案、交付方案、交付计划等审批</w:t>
       </w:r>
+    </w:p>
+    <w:p>
+      <w:pPr>
+        <w:widowControl w:val="0"/>
+        <w:numPr>
+          <w:ilvl w:val="0"/>
+          <w:numId w:val="9"/>
+        </w:numPr>
+        <w:rPr>
+          <w:rFonts w:hint="eastAsia" w:ascii="宋体" w:hAnsi="宋体" w:cs="宋体"/>
+          <w:spacing w:val="1"/>
+          <w:sz w:val="24"/>
+          <w:szCs w:val="24"/>
+          <w:lang w:eastAsia="zh-CN"/>
+        </w:rPr>
+      </w:pPr>
+      <w:r>
+        <w:rPr>
+          <w:rFonts w:hint="eastAsia" w:ascii="宋体" w:hAnsi="宋体" w:cs="宋体"/>
+          <w:spacing w:val="1"/>
+          <w:sz w:val="24"/>
+          <w:szCs w:val="24"/>
+          <w:lang w:eastAsia="zh-CN"/>
+        </w:rPr>
+        <w:t>组织ITSS体系的内外部审核与认证维护工作</w:t>
+      </w:r>
+    </w:p>
+    <w:p>
+      <w:pPr>
+        <w:widowControl w:val="0"/>
+        <w:numPr>
+          <w:ilvl w:val="0"/>
+          <w:numId w:val="9"/>
+        </w:numPr>
+        <w:rPr>
+          <w:rFonts w:hint="eastAsia" w:ascii="宋体" w:hAnsi="宋体" w:cs="宋体"/>
+          <w:spacing w:val="1"/>
+          <w:sz w:val="24"/>
+          <w:szCs w:val="24"/>
+          <w:lang w:eastAsia="zh-CN"/>
+        </w:rPr>
+      </w:pPr>
+      <w:r>
+        <w:rPr>
+          <w:rFonts w:hint="default" w:ascii="宋体" w:hAnsi="宋体" w:cs="宋体"/>
+          <w:spacing w:val="1"/>
+          <w:sz w:val="24"/>
+          <w:szCs w:val="24"/>
+          <w:lang w:eastAsia="zh-CN"/>
+        </w:rPr>
+        <w:t>确保运维服务符合ITSS标准要求</w:t>
+      </w:r>
+    </w:p>
+    <w:p>
+      <w:pPr>
+        <w:pStyle w:val="2"/>
+        <w:rPr>
+          <w:rFonts w:hint="eastAsia"/>
+          <w:lang w:eastAsia="zh-CN"/>
+        </w:rPr>
+      </w:pPr>
     </w:p>
     <w:p>
       <w:pPr>
@@ -4025,7 +4140,7 @@
           <w:rFonts w:hint="eastAsia"/>
         </w:rPr>
       </w:pPr>
-      <w:bookmarkStart w:id="12" w:name="_Toc25277"/>
+      <w:bookmarkStart w:id="12" w:name="_Toc28577"/>
       <w:r>
         <w:t>应急管理办公室</w:t>
       </w:r>
@@ -4212,26 +4327,6 @@
         </w:rPr>
         <w:t>整改，指挥应急处置</w:t>
       </w:r>
-      <w:r>
-        <w:rPr>
-          <w:rFonts w:ascii="宋体" w:hAnsi="宋体" w:cs="宋体"/>
-          <w:spacing w:val="48"/>
-          <w:sz w:val="24"/>
-          <w:szCs w:val="24"/>
-          <w:lang w:eastAsia="zh-CN"/>
-        </w:rPr>
-        <w:t xml:space="preserve"> </w:t>
-      </w:r>
-      <w:r>
-        <w:rPr>
-          <w:rFonts w:ascii="宋体" w:hAnsi="宋体" w:cs="宋体"/>
-          <w:spacing w:val="-1"/>
-          <w:sz w:val="24"/>
-          <w:szCs w:val="24"/>
-          <w:lang w:eastAsia="zh-CN"/>
-        </w:rPr>
-        <w:t>;</w:t>
-      </w:r>
     </w:p>
     <w:p>
       <w:pPr>
@@ -4249,13 +4344,17 @@
       </w:pPr>
       <w:r>
         <w:rPr>
-          <w:rFonts w:ascii="宋体" w:hAnsi="宋体" w:cs="宋体"/>
-          <w:spacing w:val="-1"/>
-          <w:sz w:val="24"/>
-          <w:szCs w:val="24"/>
-          <w:lang w:eastAsia="zh-CN"/>
-        </w:rPr>
-        <w:t>负责应急资源管理，申请、领用、归还等；</w:t>
+          <w:rFonts w:ascii="Segoe UI" w:hAnsi="Segoe UI" w:eastAsia="Segoe UI" w:cs="Segoe UI"/>
+          <w:i w:val="0"/>
+          <w:iCs w:val="0"/>
+          <w:caps w:val="0"/>
+          <w:color w:val="0F1115"/>
+          <w:spacing w:val="0"/>
+          <w:sz w:val="24"/>
+          <w:szCs w:val="24"/>
+          <w:shd w:val="clear" w:fill="FFFFFF"/>
+        </w:rPr>
+        <w:t>负责应急资源管理，包括备品备件、应急车辆、通信设备等的申请、领用、归还与盘点</w:t>
       </w:r>
     </w:p>
     <w:p>
@@ -4272,6 +4371,8 @@
           <w:lang w:eastAsia="zh-CN"/>
         </w:rPr>
       </w:pPr>
+      <w:bookmarkStart w:id="18" w:name="_GoBack"/>
+      <w:bookmarkEnd w:id="18"/>
       <w:r>
         <w:rPr>
           <w:rFonts w:ascii="宋体" w:hAnsi="宋体" w:cs="宋体"/>
@@ -4350,7 +4451,7 @@
           <w:rFonts w:hint="eastAsia"/>
         </w:rPr>
       </w:pPr>
-      <w:bookmarkStart w:id="13" w:name="_Toc1821"/>
+      <w:bookmarkStart w:id="13" w:name="_Toc32380"/>
       <w:r>
         <w:rPr>
           <w:rFonts w:hint="eastAsia"/>
@@ -4757,6 +4858,120 @@
           <w:rFonts w:hint="eastAsia"/>
         </w:rPr>
         <w:t>完成公司领导安排的其他工作。</w:t>
+      </w:r>
+    </w:p>
+    <w:p>
+      <w:pPr>
+        <w:pStyle w:val="29"/>
+        <w:numPr>
+          <w:ilvl w:val="0"/>
+          <w:numId w:val="11"/>
+        </w:numPr>
+        <w:ind w:left="425" w:leftChars="0" w:hanging="425" w:firstLineChars="0"/>
+        <w:rPr>
+          <w:rFonts w:hint="eastAsia"/>
+        </w:rPr>
+      </w:pPr>
+      <w:r>
+        <w:rPr>
+          <w:rFonts w:hint="eastAsia"/>
+        </w:rPr>
+        <w:t>负责计算机及耗材的销售支持、客户交付、售后维护</w:t>
+      </w:r>
+    </w:p>
+    <w:p>
+      <w:pPr>
+        <w:pStyle w:val="29"/>
+        <w:numPr>
+          <w:ilvl w:val="0"/>
+          <w:numId w:val="11"/>
+        </w:numPr>
+        <w:ind w:left="425" w:leftChars="0" w:hanging="425" w:firstLineChars="0"/>
+        <w:rPr>
+          <w:rFonts w:hint="eastAsia"/>
+        </w:rPr>
+      </w:pPr>
+      <w:r>
+        <w:rPr>
+          <w:rFonts w:hint="eastAsia"/>
+        </w:rPr>
+        <w:t>配合销售部门完成硬件设备的选型、采购、安装与调试</w:t>
+      </w:r>
+    </w:p>
+    <w:p>
+      <w:pPr>
+        <w:pStyle w:val="29"/>
+        <w:numPr>
+          <w:ilvl w:val="0"/>
+          <w:numId w:val="11"/>
+        </w:numPr>
+        <w:ind w:left="425" w:leftChars="0" w:hanging="425" w:firstLineChars="0"/>
+        <w:rPr>
+          <w:rFonts w:hint="eastAsia"/>
+        </w:rPr>
+      </w:pPr>
+      <w:r>
+        <w:rPr>
+          <w:rFonts w:hint="eastAsia"/>
+        </w:rPr>
+        <w:t>建立硬件设备库存管理机制，确保零售业务的正常开展</w:t>
+      </w:r>
+    </w:p>
+    <w:p>
+      <w:pPr>
+        <w:pStyle w:val="29"/>
+        <w:numPr>
+          <w:ilvl w:val="0"/>
+          <w:numId w:val="11"/>
+        </w:numPr>
+        <w:ind w:left="425" w:leftChars="0" w:hanging="425" w:firstLineChars="0"/>
+        <w:rPr>
+          <w:rFonts w:hint="eastAsia"/>
+        </w:rPr>
+      </w:pPr>
+      <w:r>
+        <w:rPr>
+          <w:rFonts w:hint="eastAsia"/>
+        </w:rPr>
+        <w:t>负责网络工程施工项目的现场实施、布线、设备安装与调试</w:t>
+      </w:r>
+    </w:p>
+    <w:p>
+      <w:pPr>
+        <w:pStyle w:val="29"/>
+        <w:numPr>
+          <w:ilvl w:val="0"/>
+          <w:numId w:val="11"/>
+        </w:numPr>
+        <w:ind w:left="425" w:leftChars="0" w:hanging="425" w:firstLineChars="0"/>
+        <w:rPr>
+          <w:rFonts w:hint="eastAsia"/>
+        </w:rPr>
+      </w:pPr>
+      <w:r>
+        <w:rPr>
+          <w:rFonts w:hint="default"/>
+        </w:rPr>
+        <w:t>制定网络工程施工规范与验收标准</w:t>
+      </w:r>
+    </w:p>
+    <w:p>
+      <w:pPr>
+        <w:pStyle w:val="29"/>
+        <w:numPr>
+          <w:ilvl w:val="0"/>
+          <w:numId w:val="11"/>
+        </w:numPr>
+        <w:ind w:left="425" w:leftChars="0" w:hanging="425" w:firstLineChars="0"/>
+        <w:rPr>
+          <w:rFonts w:hint="eastAsia"/>
+        </w:rPr>
+      </w:pPr>
+      <w:r>
+        <w:rPr>
+          <w:rFonts w:hint="default"/>
+        </w:rPr>
+        <w:t>负责网络工程项目的竣工验收资料编制</w:t>
       </w:r>
     </w:p>
     <w:p>
@@ -4764,11 +4979,238 @@
         <w:pStyle w:val="31"/>
         <w:bidi w:val="0"/>
         <w:rPr>
+          <w:rFonts w:hint="eastAsia"/>
+        </w:rPr>
+      </w:pPr>
+      <w:bookmarkStart w:id="14" w:name="_Toc1706"/>
+      <w:r>
+        <w:rPr>
+          <w:rFonts w:hint="eastAsia"/>
+          <w:lang w:val="en-US" w:eastAsia="zh-CN"/>
+        </w:rPr>
+        <w:t>研发部</w:t>
+      </w:r>
+      <w:bookmarkEnd w:id="14"/>
+    </w:p>
+    <w:p>
+      <w:pPr>
+        <w:pStyle w:val="29"/>
+        <w:numPr>
+          <w:ilvl w:val="0"/>
+          <w:numId w:val="12"/>
+        </w:numPr>
+        <w:ind w:left="425" w:leftChars="0" w:hanging="425" w:firstLineChars="0"/>
+        <w:rPr>
+          <w:rFonts w:hint="eastAsia"/>
+        </w:rPr>
+      </w:pPr>
+      <w:r>
+        <w:rPr>
+          <w:rFonts w:hint="eastAsia"/>
+        </w:rPr>
+        <w:t>负责公司核心技术研发与产品创新，围绕计算机视觉、大数据分析、物联网等方向开展技术攻关；</w:t>
+      </w:r>
+    </w:p>
+    <w:p>
+      <w:pPr>
+        <w:pStyle w:val="29"/>
+        <w:numPr>
+          <w:ilvl w:val="0"/>
+          <w:numId w:val="12"/>
+        </w:numPr>
+        <w:ind w:left="425" w:leftChars="0" w:hanging="425" w:firstLineChars="0"/>
+        <w:rPr>
+          <w:rFonts w:hint="eastAsia"/>
+        </w:rPr>
+      </w:pPr>
+      <w:r>
+        <w:rPr>
+          <w:rFonts w:hint="eastAsia"/>
+        </w:rPr>
+        <w:t>负责国资国企在线监管平台、工业互联网平台、智慧园区、智慧教育等核心产品的迭代升级与版本管理；</w:t>
+      </w:r>
+    </w:p>
+    <w:p>
+      <w:pPr>
+        <w:pStyle w:val="29"/>
+        <w:numPr>
+          <w:ilvl w:val="0"/>
+          <w:numId w:val="12"/>
+        </w:numPr>
+        <w:ind w:left="425" w:leftChars="0" w:hanging="425" w:firstLineChars="0"/>
+        <w:rPr>
+          <w:rFonts w:hint="eastAsia"/>
+        </w:rPr>
+      </w:pPr>
+      <w:r>
+        <w:rPr>
+          <w:rFonts w:hint="eastAsia"/>
+        </w:rPr>
+        <w:t>制定研发项目计划，把控项目进度、质量与成本，确保研发成果按期交付；</w:t>
+      </w:r>
+    </w:p>
+    <w:p>
+      <w:pPr>
+        <w:pStyle w:val="29"/>
+        <w:numPr>
+          <w:ilvl w:val="0"/>
+          <w:numId w:val="12"/>
+        </w:numPr>
+        <w:ind w:left="425" w:leftChars="0" w:hanging="425" w:firstLineChars="0"/>
+        <w:rPr>
+          <w:rFonts w:hint="eastAsia"/>
+        </w:rPr>
+      </w:pPr>
+      <w:r>
+        <w:rPr>
+          <w:rFonts w:hint="eastAsia"/>
+        </w:rPr>
+        <w:t>建立并维护公司技术架构标准，制定代码规范、接口规范、文档规范等技术管理标准；</w:t>
+      </w:r>
+    </w:p>
+    <w:p>
+      <w:pPr>
+        <w:pStyle w:val="29"/>
+        <w:numPr>
+          <w:ilvl w:val="0"/>
+          <w:numId w:val="12"/>
+        </w:numPr>
+        <w:ind w:left="425" w:leftChars="0" w:hanging="425" w:firstLineChars="0"/>
+        <w:rPr>
+          <w:rFonts w:hint="eastAsia"/>
+        </w:rPr>
+      </w:pPr>
+      <w:r>
+        <w:rPr>
+          <w:rFonts w:hint="eastAsia"/>
+        </w:rPr>
+        <w:t>主导解决研发过程中的关键技术难题与性能瓶颈，推动核心算法与通用模块的复用；</w:t>
+      </w:r>
+    </w:p>
+    <w:p>
+      <w:pPr>
+        <w:pStyle w:val="29"/>
+        <w:numPr>
+          <w:ilvl w:val="0"/>
+          <w:numId w:val="12"/>
+        </w:numPr>
+        <w:ind w:left="425" w:leftChars="0" w:hanging="425" w:firstLineChars="0"/>
+        <w:rPr>
+          <w:rFonts w:hint="eastAsia"/>
+        </w:rPr>
+      </w:pPr>
+      <w:r>
+        <w:rPr>
+          <w:rFonts w:hint="eastAsia"/>
+        </w:rPr>
+        <w:t>建立并执行代码审查、单元测试等质量保障机制，配合质量部开展研发过程审计；</w:t>
+      </w:r>
+    </w:p>
+    <w:p>
+      <w:pPr>
+        <w:pStyle w:val="29"/>
+        <w:numPr>
+          <w:ilvl w:val="0"/>
+          <w:numId w:val="12"/>
+        </w:numPr>
+        <w:ind w:left="425" w:leftChars="0" w:hanging="425" w:firstLineChars="0"/>
+        <w:rPr>
+          <w:rFonts w:hint="eastAsia"/>
+        </w:rPr>
+      </w:pPr>
+      <w:r>
+        <w:rPr>
+          <w:rFonts w:hint="eastAsia"/>
+        </w:rPr>
+        <w:t>组织编写产品设计文档、技术白皮书、API接口文档等技术资料，支持知识库建设；</w:t>
+      </w:r>
+    </w:p>
+    <w:p>
+      <w:pPr>
+        <w:pStyle w:val="29"/>
+        <w:numPr>
+          <w:ilvl w:val="0"/>
+          <w:numId w:val="12"/>
+        </w:numPr>
+        <w:ind w:left="425" w:leftChars="0" w:hanging="425" w:firstLineChars="0"/>
+        <w:rPr>
+          <w:rFonts w:hint="eastAsia"/>
+        </w:rPr>
+      </w:pPr>
+      <w:r>
+        <w:rPr>
+          <w:rFonts w:hint="eastAsia"/>
+        </w:rPr>
+        <w:t>跟踪行业技术发展动态，开展新技术预研与可行性验证，为公司产品规划提供技术依据；</w:t>
+      </w:r>
+    </w:p>
+    <w:p>
+      <w:pPr>
+        <w:pStyle w:val="29"/>
+        <w:numPr>
+          <w:ilvl w:val="0"/>
+          <w:numId w:val="12"/>
+        </w:numPr>
+        <w:ind w:left="425" w:leftChars="0" w:hanging="425" w:firstLineChars="0"/>
+        <w:rPr>
+          <w:rFonts w:hint="eastAsia"/>
+        </w:rPr>
+      </w:pPr>
+      <w:r>
+        <w:rPr>
+          <w:rFonts w:hint="eastAsia"/>
+        </w:rPr>
+        <w:t>参与重要项目售前技术支持，协助完成技术方案编制与产品演示；</w:t>
+      </w:r>
+    </w:p>
+    <w:p>
+      <w:pPr>
+        <w:pStyle w:val="29"/>
+        <w:numPr>
+          <w:ilvl w:val="0"/>
+          <w:numId w:val="12"/>
+        </w:numPr>
+        <w:ind w:left="425" w:leftChars="0" w:hanging="425" w:firstLineChars="0"/>
+        <w:rPr>
+          <w:rFonts w:hint="eastAsia"/>
+        </w:rPr>
+      </w:pPr>
+      <w:r>
+        <w:rPr>
+          <w:rFonts w:hint="eastAsia"/>
+        </w:rPr>
+        <w:t>制定研发人员培养计划，建立绩效考核机制，营造开放协作的技术文化氛围；</w:t>
+      </w:r>
+    </w:p>
+    <w:p>
+      <w:pPr>
+        <w:pStyle w:val="29"/>
+        <w:numPr>
+          <w:ilvl w:val="0"/>
+          <w:numId w:val="12"/>
+        </w:numPr>
+        <w:ind w:left="425" w:leftChars="0" w:hanging="425" w:firstLineChars="0"/>
+        <w:rPr>
+          <w:rFonts w:hint="eastAsia"/>
+        </w:rPr>
+      </w:pPr>
+      <w:r>
+        <w:rPr>
+          <w:rFonts w:hint="eastAsia"/>
+        </w:rPr>
+        <w:t>完成公司领导交办的其他工作。</w:t>
+      </w:r>
+    </w:p>
+    <w:p>
+      <w:pPr>
+        <w:pStyle w:val="31"/>
+        <w:bidi w:val="0"/>
+        <w:rPr>
           <w:rFonts w:hint="default"/>
           <w:lang w:val="en-US"/>
         </w:rPr>
       </w:pPr>
-      <w:bookmarkStart w:id="14" w:name="_Toc30672"/>
+      <w:bookmarkStart w:id="15" w:name="_Toc19791"/>
       <w:r>
         <w:rPr>
           <w:rFonts w:hint="eastAsia"/>
@@ -4776,14 +5218,14 @@
         </w:rPr>
         <w:t>质量部</w:t>
       </w:r>
-      <w:bookmarkEnd w:id="14"/>
+      <w:bookmarkEnd w:id="15"/>
     </w:p>
     <w:p>
       <w:pPr>
         <w:pStyle w:val="29"/>
         <w:numPr>
           <w:ilvl w:val="0"/>
-          <w:numId w:val="12"/>
+          <w:numId w:val="13"/>
         </w:numPr>
         <w:ind w:left="425" w:leftChars="0" w:hanging="425" w:firstLineChars="0"/>
         <w:rPr>
@@ -4796,7 +5238,7 @@
           <w:rFonts w:hint="default"/>
           <w:lang w:val="en-US"/>
         </w:rPr>
-        <w:t>负责建立、实施和维护符合ITSS、ISO9001等标准的服务质量管理体系。</w:t>
+        <w:t>负责建立、实施和维护符合ITSS标准的服务质量管理体系。</w:t>
       </w:r>
     </w:p>
     <w:p>
@@ -4804,7 +5246,7 @@
         <w:pStyle w:val="29"/>
         <w:numPr>
           <w:ilvl w:val="0"/>
-          <w:numId w:val="12"/>
+          <w:numId w:val="13"/>
         </w:numPr>
         <w:ind w:left="425" w:leftChars="0" w:hanging="425" w:firstLineChars="0"/>
         <w:rPr>
@@ -4825,7 +5267,7 @@
         <w:pStyle w:val="29"/>
         <w:numPr>
           <w:ilvl w:val="0"/>
-          <w:numId w:val="12"/>
+          <w:numId w:val="13"/>
         </w:numPr>
         <w:ind w:left="425" w:leftChars="0" w:hanging="425" w:firstLineChars="0"/>
         <w:rPr>
@@ -4846,7 +5288,7 @@
         <w:pStyle w:val="29"/>
         <w:numPr>
           <w:ilvl w:val="0"/>
-          <w:numId w:val="12"/>
+          <w:numId w:val="13"/>
         </w:numPr>
         <w:ind w:left="425" w:leftChars="0" w:hanging="425" w:firstLineChars="0"/>
         <w:rPr>
@@ -4867,7 +5309,7 @@
         <w:pStyle w:val="29"/>
         <w:numPr>
           <w:ilvl w:val="0"/>
-          <w:numId w:val="12"/>
+          <w:numId w:val="13"/>
         </w:numPr>
         <w:ind w:left="425" w:leftChars="0" w:hanging="425" w:firstLineChars="0"/>
         <w:rPr>
@@ -4888,7 +5330,7 @@
         <w:pStyle w:val="29"/>
         <w:numPr>
           <w:ilvl w:val="0"/>
-          <w:numId w:val="12"/>
+          <w:numId w:val="13"/>
         </w:numPr>
         <w:ind w:left="425" w:leftChars="0" w:hanging="425" w:firstLineChars="0"/>
         <w:rPr>
@@ -4909,7 +5351,7 @@
         <w:pStyle w:val="29"/>
         <w:numPr>
           <w:ilvl w:val="0"/>
-          <w:numId w:val="12"/>
+          <w:numId w:val="13"/>
         </w:numPr>
         <w:ind w:left="425" w:leftChars="0" w:hanging="425" w:firstLineChars="0"/>
         <w:rPr>
@@ -4930,7 +5372,7 @@
         <w:pStyle w:val="29"/>
         <w:numPr>
           <w:ilvl w:val="0"/>
-          <w:numId w:val="12"/>
+          <w:numId w:val="13"/>
         </w:numPr>
         <w:ind w:left="425" w:leftChars="0" w:hanging="425" w:firstLineChars="0"/>
         <w:rPr>
@@ -4951,7 +5393,7 @@
         <w:pStyle w:val="29"/>
         <w:numPr>
           <w:ilvl w:val="0"/>
-          <w:numId w:val="12"/>
+          <w:numId w:val="13"/>
         </w:numPr>
         <w:ind w:left="425" w:leftChars="0" w:hanging="425" w:firstLineChars="0"/>
         <w:rPr>
@@ -4972,7 +5414,7 @@
         <w:pStyle w:val="29"/>
         <w:numPr>
           <w:ilvl w:val="0"/>
-          <w:numId w:val="12"/>
+          <w:numId w:val="13"/>
         </w:numPr>
         <w:ind w:left="425" w:leftChars="0" w:hanging="425" w:firstLineChars="0"/>
         <w:rPr>
@@ -4993,7 +5435,7 @@
         <w:pStyle w:val="29"/>
         <w:numPr>
           <w:ilvl w:val="0"/>
-          <w:numId w:val="12"/>
+          <w:numId w:val="13"/>
         </w:numPr>
         <w:ind w:left="425" w:leftChars="0" w:hanging="425" w:firstLineChars="0"/>
         <w:rPr>
@@ -5014,7 +5456,7 @@
         <w:pStyle w:val="29"/>
         <w:numPr>
           <w:ilvl w:val="0"/>
-          <w:numId w:val="12"/>
+          <w:numId w:val="13"/>
         </w:numPr>
         <w:ind w:left="425" w:leftChars="0" w:hanging="425" w:firstLineChars="0"/>
         <w:rPr>
@@ -5035,7 +5477,7 @@
         <w:pStyle w:val="29"/>
         <w:numPr>
           <w:ilvl w:val="0"/>
-          <w:numId w:val="12"/>
+          <w:numId w:val="13"/>
         </w:numPr>
         <w:ind w:left="425" w:leftChars="0" w:hanging="425" w:firstLineChars="0"/>
         <w:rPr>
@@ -5056,7 +5498,7 @@
         <w:pStyle w:val="29"/>
         <w:numPr>
           <w:ilvl w:val="0"/>
-          <w:numId w:val="12"/>
+          <w:numId w:val="13"/>
         </w:numPr>
         <w:ind w:left="425" w:leftChars="0" w:hanging="425" w:firstLineChars="0"/>
         <w:rPr>
@@ -5077,7 +5519,7 @@
         <w:pStyle w:val="29"/>
         <w:numPr>
           <w:ilvl w:val="0"/>
-          <w:numId w:val="12"/>
+          <w:numId w:val="13"/>
         </w:numPr>
         <w:ind w:left="425" w:leftChars="0" w:hanging="425" w:firstLineChars="0"/>
         <w:rPr>
@@ -5098,7 +5540,7 @@
         <w:pStyle w:val="29"/>
         <w:numPr>
           <w:ilvl w:val="0"/>
-          <w:numId w:val="12"/>
+          <w:numId w:val="13"/>
         </w:numPr>
         <w:ind w:left="425" w:leftChars="0" w:hanging="425" w:firstLineChars="0"/>
         <w:rPr>
@@ -5119,7 +5561,7 @@
         <w:pStyle w:val="29"/>
         <w:numPr>
           <w:ilvl w:val="0"/>
-          <w:numId w:val="12"/>
+          <w:numId w:val="13"/>
         </w:numPr>
         <w:ind w:left="425" w:leftChars="0" w:hanging="425" w:firstLineChars="0"/>
         <w:rPr>
@@ -5140,7 +5582,7 @@
         <w:pStyle w:val="29"/>
         <w:numPr>
           <w:ilvl w:val="0"/>
-          <w:numId w:val="12"/>
+          <w:numId w:val="13"/>
         </w:numPr>
         <w:ind w:left="425" w:leftChars="0" w:hanging="425" w:firstLineChars="0"/>
         <w:rPr>
@@ -5161,7 +5603,7 @@
         <w:pStyle w:val="29"/>
         <w:numPr>
           <w:ilvl w:val="0"/>
-          <w:numId w:val="12"/>
+          <w:numId w:val="13"/>
         </w:numPr>
         <w:ind w:left="425" w:leftChars="0" w:hanging="425" w:firstLineChars="0"/>
         <w:rPr>
@@ -5182,7 +5624,7 @@
         <w:pStyle w:val="29"/>
         <w:numPr>
           <w:ilvl w:val="0"/>
-          <w:numId w:val="12"/>
+          <w:numId w:val="13"/>
         </w:numPr>
         <w:ind w:left="425" w:leftChars="0" w:hanging="425" w:firstLineChars="0"/>
         <w:rPr>
@@ -5196,6 +5638,69 @@
           <w:lang w:val="en-US"/>
         </w:rPr>
         <w:t>参与流程文档的校对与标准化工作。</w:t>
+      </w:r>
+    </w:p>
+    <w:p>
+      <w:pPr>
+        <w:pStyle w:val="29"/>
+        <w:numPr>
+          <w:ilvl w:val="0"/>
+          <w:numId w:val="13"/>
+        </w:numPr>
+        <w:ind w:left="425" w:leftChars="0" w:hanging="425" w:firstLineChars="0"/>
+        <w:rPr>
+          <w:rFonts w:hint="default"/>
+          <w:lang w:val="en-US"/>
+        </w:rPr>
+      </w:pPr>
+      <w:r>
+        <w:rPr>
+          <w:rFonts w:hint="default"/>
+          <w:lang w:val="en-US"/>
+        </w:rPr>
+        <w:t>设计并组织实施客户满意度调查，覆盖项目交付、运维服务、售后支持等环节</w:t>
+      </w:r>
+    </w:p>
+    <w:p>
+      <w:pPr>
+        <w:pStyle w:val="29"/>
+        <w:numPr>
+          <w:ilvl w:val="0"/>
+          <w:numId w:val="13"/>
+        </w:numPr>
+        <w:ind w:left="425" w:leftChars="0" w:hanging="425" w:firstLineChars="0"/>
+        <w:rPr>
+          <w:rFonts w:hint="default"/>
+          <w:lang w:val="en-US"/>
+        </w:rPr>
+      </w:pPr>
+      <w:r>
+        <w:rPr>
+          <w:rFonts w:hint="default"/>
+          <w:lang w:val="en-US"/>
+        </w:rPr>
+        <w:t>对调查结果进行分析，形成满意度分析报告</w:t>
+      </w:r>
+    </w:p>
+    <w:p>
+      <w:pPr>
+        <w:pStyle w:val="29"/>
+        <w:numPr>
+          <w:ilvl w:val="0"/>
+          <w:numId w:val="13"/>
+        </w:numPr>
+        <w:ind w:left="425" w:leftChars="0" w:hanging="425" w:firstLineChars="0"/>
+        <w:rPr>
+          <w:rFonts w:hint="default"/>
+          <w:lang w:val="en-US"/>
+        </w:rPr>
+      </w:pPr>
+      <w:r>
+        <w:rPr>
+          <w:rFonts w:hint="default"/>
+          <w:lang w:val="en-US"/>
+        </w:rPr>
+        <w:t>推动不满意项的整改与闭环管理</w:t>
       </w:r>
     </w:p>
     <w:p>
@@ -5209,7 +5714,7 @@
           <w:rFonts w:hint="eastAsia"/>
         </w:rPr>
       </w:pPr>
-      <w:bookmarkStart w:id="15" w:name="_Toc1521"/>
+      <w:bookmarkStart w:id="16" w:name="_Toc9093"/>
       <w:r>
         <w:rPr>
           <w:rFonts w:hint="eastAsia"/>
@@ -5217,14 +5722,14 @@
         </w:rPr>
         <w:t>采购部</w:t>
       </w:r>
-      <w:bookmarkEnd w:id="15"/>
-    </w:p>
-    <w:p>
-      <w:pPr>
-        <w:widowControl w:val="0"/>
-        <w:numPr>
-          <w:ilvl w:val="0"/>
-          <w:numId w:val="13"/>
+      <w:bookmarkEnd w:id="16"/>
+    </w:p>
+    <w:p>
+      <w:pPr>
+        <w:widowControl w:val="0"/>
+        <w:numPr>
+          <w:ilvl w:val="0"/>
+          <w:numId w:val="14"/>
         </w:numPr>
         <w:rPr>
           <w:rFonts w:hint="eastAsia" w:ascii="宋体" w:hAnsi="宋体" w:cs="宋体"/>
@@ -5250,7 +5755,7 @@
         <w:widowControl w:val="0"/>
         <w:numPr>
           <w:ilvl w:val="0"/>
-          <w:numId w:val="13"/>
+          <w:numId w:val="14"/>
         </w:numPr>
         <w:rPr>
           <w:rFonts w:hint="eastAsia" w:ascii="宋体" w:hAnsi="宋体" w:cs="宋体"/>
@@ -5276,7 +5781,7 @@
         <w:widowControl w:val="0"/>
         <w:numPr>
           <w:ilvl w:val="0"/>
-          <w:numId w:val="13"/>
+          <w:numId w:val="14"/>
         </w:numPr>
         <w:rPr>
           <w:rFonts w:hint="eastAsia" w:ascii="宋体" w:hAnsi="宋体" w:cs="宋体"/>
@@ -5302,7 +5807,7 @@
         <w:widowControl w:val="0"/>
         <w:numPr>
           <w:ilvl w:val="0"/>
-          <w:numId w:val="13"/>
+          <w:numId w:val="14"/>
         </w:numPr>
         <w:rPr>
           <w:rFonts w:hint="eastAsia" w:ascii="宋体" w:hAnsi="宋体" w:cs="宋体"/>
@@ -5328,7 +5833,7 @@
         <w:widowControl w:val="0"/>
         <w:numPr>
           <w:ilvl w:val="0"/>
-          <w:numId w:val="13"/>
+          <w:numId w:val="14"/>
         </w:numPr>
         <w:rPr>
           <w:rFonts w:hint="eastAsia" w:ascii="宋体" w:hAnsi="宋体" w:cs="宋体"/>
@@ -5374,7 +5879,7 @@
         <w:widowControl w:val="0"/>
         <w:numPr>
           <w:ilvl w:val="0"/>
-          <w:numId w:val="13"/>
+          <w:numId w:val="14"/>
         </w:numPr>
         <w:rPr>
           <w:rFonts w:hint="eastAsia" w:ascii="宋体" w:hAnsi="宋体" w:cs="宋体"/>
@@ -5400,7 +5905,7 @@
         <w:widowControl w:val="0"/>
         <w:numPr>
           <w:ilvl w:val="0"/>
-          <w:numId w:val="13"/>
+          <w:numId w:val="14"/>
         </w:numPr>
         <w:rPr>
           <w:rFonts w:hint="eastAsia" w:ascii="宋体" w:hAnsi="宋体" w:cs="宋体"/>
@@ -5426,7 +5931,7 @@
         <w:widowControl w:val="0"/>
         <w:numPr>
           <w:ilvl w:val="0"/>
-          <w:numId w:val="13"/>
+          <w:numId w:val="14"/>
         </w:numPr>
         <w:rPr>
           <w:rFonts w:hint="eastAsia" w:ascii="宋体" w:hAnsi="宋体" w:cs="宋体"/>
@@ -5452,7 +5957,7 @@
         <w:widowControl w:val="0"/>
         <w:numPr>
           <w:ilvl w:val="0"/>
-          <w:numId w:val="13"/>
+          <w:numId w:val="14"/>
         </w:numPr>
         <w:rPr>
           <w:rFonts w:hint="eastAsia" w:ascii="宋体" w:hAnsi="宋体" w:cs="宋体"/>
@@ -5484,7 +5989,7 @@
           <w:rFonts w:hint="eastAsia"/>
         </w:rPr>
       </w:pPr>
-      <w:bookmarkStart w:id="16" w:name="_Toc3542"/>
+      <w:bookmarkStart w:id="17" w:name="_Toc2913"/>
       <w:r>
         <w:rPr>
           <w:rFonts w:hint="eastAsia"/>
@@ -5492,14 +5997,14 @@
         </w:rPr>
         <w:t>综合部</w:t>
       </w:r>
-      <w:bookmarkEnd w:id="16"/>
-    </w:p>
-    <w:p>
-      <w:pPr>
-        <w:widowControl w:val="0"/>
-        <w:numPr>
-          <w:ilvl w:val="0"/>
-          <w:numId w:val="14"/>
+      <w:bookmarkEnd w:id="17"/>
+    </w:p>
+    <w:p>
+      <w:pPr>
+        <w:widowControl w:val="0"/>
+        <w:numPr>
+          <w:ilvl w:val="0"/>
+          <w:numId w:val="15"/>
         </w:numPr>
         <w:rPr>
           <w:rFonts w:hint="eastAsia" w:ascii="宋体" w:hAnsi="宋体" w:cs="宋体"/>
@@ -5534,7 +6039,7 @@
         <w:widowControl w:val="0"/>
         <w:numPr>
           <w:ilvl w:val="0"/>
-          <w:numId w:val="14"/>
+          <w:numId w:val="15"/>
         </w:numPr>
         <w:rPr>
           <w:rFonts w:hint="eastAsia" w:ascii="宋体" w:hAnsi="宋体" w:cs="宋体"/>
@@ -5568,7 +6073,7 @@
         <w:widowControl w:val="0"/>
         <w:numPr>
           <w:ilvl w:val="0"/>
-          <w:numId w:val="14"/>
+          <w:numId w:val="15"/>
         </w:numPr>
         <w:rPr>
           <w:rFonts w:hint="eastAsia" w:ascii="宋体" w:hAnsi="宋体" w:cs="宋体"/>
@@ -5594,7 +6099,7 @@
         <w:widowControl w:val="0"/>
         <w:numPr>
           <w:ilvl w:val="0"/>
-          <w:numId w:val="14"/>
+          <w:numId w:val="15"/>
         </w:numPr>
         <w:rPr>
           <w:rFonts w:hint="eastAsia" w:ascii="宋体" w:hAnsi="宋体" w:cs="宋体"/>
@@ -5617,7 +6122,7 @@
         <w:widowControl w:val="0"/>
         <w:numPr>
           <w:ilvl w:val="0"/>
-          <w:numId w:val="14"/>
+          <w:numId w:val="15"/>
         </w:numPr>
         <w:rPr>
           <w:rFonts w:hint="eastAsia" w:ascii="宋体" w:hAnsi="宋体" w:cs="宋体"/>
@@ -5642,7 +6147,7 @@
         <w:widowControl w:val="0"/>
         <w:numPr>
           <w:ilvl w:val="0"/>
-          <w:numId w:val="14"/>
+          <w:numId w:val="15"/>
         </w:numPr>
         <w:rPr>
           <w:rFonts w:hint="eastAsia" w:ascii="宋体" w:hAnsi="宋体" w:cs="宋体"/>
@@ -5667,7 +6172,7 @@
         <w:widowControl w:val="0"/>
         <w:numPr>
           <w:ilvl w:val="0"/>
-          <w:numId w:val="14"/>
+          <w:numId w:val="15"/>
         </w:numPr>
         <w:rPr>
           <w:rFonts w:hint="eastAsia" w:ascii="宋体" w:hAnsi="宋体" w:cs="宋体"/>
@@ -5701,7 +6206,7 @@
         <w:widowControl w:val="0"/>
         <w:numPr>
           <w:ilvl w:val="0"/>
-          <w:numId w:val="14"/>
+          <w:numId w:val="15"/>
         </w:numPr>
         <w:rPr>
           <w:rFonts w:hint="eastAsia" w:ascii="宋体" w:hAnsi="宋体" w:cs="宋体"/>
@@ -5726,7 +6231,7 @@
         <w:widowControl w:val="0"/>
         <w:numPr>
           <w:ilvl w:val="0"/>
-          <w:numId w:val="14"/>
+          <w:numId w:val="15"/>
         </w:numPr>
         <w:rPr>
           <w:rFonts w:hint="eastAsia" w:ascii="宋体" w:hAnsi="宋体" w:cs="宋体"/>
@@ -5751,7 +6256,7 @@
         <w:widowControl w:val="0"/>
         <w:numPr>
           <w:ilvl w:val="0"/>
-          <w:numId w:val="14"/>
+          <w:numId w:val="15"/>
         </w:numPr>
         <w:rPr>
           <w:rFonts w:hint="eastAsia" w:ascii="宋体" w:hAnsi="宋体" w:cs="宋体"/>
@@ -5776,7 +6281,7 @@
         <w:widowControl w:val="0"/>
         <w:numPr>
           <w:ilvl w:val="0"/>
-          <w:numId w:val="14"/>
+          <w:numId w:val="15"/>
         </w:numPr>
         <w:rPr>
           <w:rFonts w:hint="eastAsia" w:ascii="宋体" w:hAnsi="宋体" w:cs="宋体"/>
@@ -5801,7 +6306,7 @@
         <w:widowControl w:val="0"/>
         <w:numPr>
           <w:ilvl w:val="0"/>
-          <w:numId w:val="14"/>
+          <w:numId w:val="15"/>
         </w:numPr>
         <w:rPr>
           <w:rFonts w:hint="eastAsia" w:ascii="宋体" w:hAnsi="宋体" w:cs="宋体"/>
@@ -5826,7 +6331,7 @@
         <w:widowControl w:val="0"/>
         <w:numPr>
           <w:ilvl w:val="0"/>
-          <w:numId w:val="14"/>
+          <w:numId w:val="15"/>
         </w:numPr>
         <w:rPr>
           <w:rFonts w:hint="eastAsia" w:ascii="宋体" w:hAnsi="宋体" w:cs="宋体"/>
@@ -5851,35 +6356,11 @@
         <w:widowControl w:val="0"/>
         <w:numPr>
           <w:ilvl w:val="0"/>
-          <w:numId w:val="14"/>
-        </w:numPr>
-        <w:rPr>
-          <w:rFonts w:hint="eastAsia" w:ascii="宋体" w:hAnsi="宋体" w:cs="宋体"/>
-          <w:sz w:val="24"/>
-          <w:szCs w:val="24"/>
-          <w:lang w:eastAsia="zh-CN"/>
-        </w:rPr>
-      </w:pPr>
-      <w:r>
-        <w:rPr>
-          <w:rFonts w:ascii="宋体" w:hAnsi="宋体" w:cs="宋体"/>
-          <w:spacing w:val="-2"/>
-          <w:sz w:val="24"/>
-          <w:szCs w:val="24"/>
-          <w:lang w:eastAsia="zh-CN"/>
-        </w:rPr>
-        <w:t>负责组织员工参加职称申报及考试工作</w:t>
-      </w:r>
-    </w:p>
-    <w:p>
-      <w:pPr>
-        <w:widowControl w:val="0"/>
-        <w:numPr>
-          <w:ilvl w:val="0"/>
-          <w:numId w:val="14"/>
-        </w:numPr>
-        <w:rPr>
-          <w:rFonts w:hint="eastAsia" w:ascii="宋体" w:hAnsi="宋体" w:cs="宋体"/>
+          <w:numId w:val="15"/>
+        </w:numPr>
+        <w:rPr>
+          <w:rFonts w:hint="eastAsia" w:ascii="宋体" w:hAnsi="宋体" w:cs="宋体"/>
+          <w:spacing w:val="-1"/>
           <w:sz w:val="24"/>
           <w:szCs w:val="24"/>
           <w:lang w:eastAsia="zh-CN"/>
@@ -5893,18 +6374,19 @@
           <w:szCs w:val="24"/>
           <w:lang w:eastAsia="zh-CN"/>
         </w:rPr>
-        <w:t>负责办理外来人才调动手续及应届大学毕业生的档案和户籍落实工作</w:t>
-      </w:r>
-    </w:p>
-    <w:p>
-      <w:pPr>
-        <w:widowControl w:val="0"/>
-        <w:numPr>
-          <w:ilvl w:val="0"/>
-          <w:numId w:val="14"/>
-        </w:numPr>
-        <w:rPr>
-          <w:rFonts w:hint="eastAsia" w:ascii="宋体" w:hAnsi="宋体" w:cs="宋体"/>
+        <w:t>负责组织员工参加职称申报及考试工作</w:t>
+      </w:r>
+    </w:p>
+    <w:p>
+      <w:pPr>
+        <w:widowControl w:val="0"/>
+        <w:numPr>
+          <w:ilvl w:val="0"/>
+          <w:numId w:val="15"/>
+        </w:numPr>
+        <w:rPr>
+          <w:rFonts w:hint="eastAsia" w:ascii="宋体" w:hAnsi="宋体" w:cs="宋体"/>
+          <w:spacing w:val="-1"/>
           <w:sz w:val="24"/>
           <w:szCs w:val="24"/>
           <w:lang w:eastAsia="zh-CN"/>
@@ -5918,28 +6400,45 @@
           <w:szCs w:val="24"/>
           <w:lang w:eastAsia="zh-CN"/>
         </w:rPr>
-        <w:t>建立健全公司各项人力资源管理制度，并</w:t>
-      </w:r>
+        <w:t>负责办理外来人才调动手续及应届大学毕业生的档案和户籍落实工作</w:t>
+      </w:r>
+    </w:p>
+    <w:p>
+      <w:pPr>
+        <w:widowControl w:val="0"/>
+        <w:numPr>
+          <w:ilvl w:val="0"/>
+          <w:numId w:val="15"/>
+        </w:numPr>
+        <w:rPr>
+          <w:rFonts w:hint="eastAsia" w:ascii="宋体" w:hAnsi="宋体" w:cs="宋体"/>
+          <w:spacing w:val="-1"/>
+          <w:sz w:val="24"/>
+          <w:szCs w:val="24"/>
+          <w:lang w:eastAsia="zh-CN"/>
+        </w:rPr>
+      </w:pPr>
       <w:r>
         <w:rPr>
           <w:rFonts w:ascii="宋体" w:hAnsi="宋体" w:cs="宋体"/>
-          <w:spacing w:val="-2"/>
-          <w:sz w:val="24"/>
-          <w:szCs w:val="24"/>
-          <w:lang w:eastAsia="zh-CN"/>
-        </w:rPr>
-        <w:t>推动执行</w:t>
-      </w:r>
-    </w:p>
-    <w:p>
-      <w:pPr>
-        <w:widowControl w:val="0"/>
-        <w:numPr>
-          <w:ilvl w:val="0"/>
-          <w:numId w:val="14"/>
-        </w:numPr>
-        <w:rPr>
-          <w:rFonts w:hint="eastAsia" w:ascii="宋体" w:hAnsi="宋体" w:cs="宋体"/>
+          <w:spacing w:val="-1"/>
+          <w:sz w:val="24"/>
+          <w:szCs w:val="24"/>
+          <w:lang w:eastAsia="zh-CN"/>
+        </w:rPr>
+        <w:t>建立健全公司各项人力资源管理制度，并推动执行</w:t>
+      </w:r>
+    </w:p>
+    <w:p>
+      <w:pPr>
+        <w:widowControl w:val="0"/>
+        <w:numPr>
+          <w:ilvl w:val="0"/>
+          <w:numId w:val="15"/>
+        </w:numPr>
+        <w:rPr>
+          <w:rFonts w:hint="eastAsia" w:ascii="宋体" w:hAnsi="宋体" w:cs="宋体"/>
+          <w:spacing w:val="-1"/>
           <w:sz w:val="24"/>
           <w:szCs w:val="24"/>
           <w:lang w:eastAsia="zh-CN"/>
@@ -5948,223 +6447,64 @@
       <w:r>
         <w:rPr>
           <w:rFonts w:ascii="宋体" w:hAnsi="宋体" w:cs="宋体"/>
-          <w:spacing w:val="-4"/>
-          <w:sz w:val="24"/>
-          <w:szCs w:val="24"/>
-          <w:lang w:eastAsia="zh-CN"/>
-        </w:rPr>
-        <w:t>负责与财务有关报表的汇总分析呈工作，及时完成上级主管交办的其他工作负责编制公司日常行政方面的有关管理制度，并对执行遵守的状况和结</w:t>
-      </w:r>
+          <w:spacing w:val="-1"/>
+          <w:sz w:val="24"/>
+          <w:szCs w:val="24"/>
+          <w:lang w:eastAsia="zh-CN"/>
+        </w:rPr>
+        <w:t>负责与财务相关报表的汇总与分析，及时完成上级主管交办的其他工作；负责编制公司日常行政方面的有关管理制度，并对执行情况进行监督、检查</w:t>
+      </w:r>
+    </w:p>
+    <w:p>
+      <w:pPr>
+        <w:widowControl w:val="0"/>
+        <w:numPr>
+          <w:ilvl w:val="0"/>
+          <w:numId w:val="15"/>
+        </w:numPr>
+        <w:rPr>
+          <w:rFonts w:hint="eastAsia" w:ascii="宋体" w:hAnsi="宋体" w:cs="宋体"/>
+          <w:spacing w:val="-1"/>
+          <w:sz w:val="24"/>
+          <w:szCs w:val="24"/>
+          <w:lang w:eastAsia="zh-CN"/>
+        </w:rPr>
+      </w:pPr>
       <w:r>
         <w:rPr>
           <w:rFonts w:ascii="宋体" w:hAnsi="宋体" w:cs="宋体"/>
-          <w:spacing w:val="-2"/>
-          <w:sz w:val="24"/>
-          <w:szCs w:val="24"/>
-          <w:lang w:eastAsia="zh-CN"/>
-        </w:rPr>
-        <w:t>果进行相应的监督、检查；</w:t>
-      </w:r>
-    </w:p>
-    <w:p>
-      <w:pPr>
-        <w:widowControl w:val="0"/>
-        <w:numPr>
-          <w:ilvl w:val="0"/>
-          <w:numId w:val="14"/>
-        </w:numPr>
-        <w:rPr>
-          <w:rFonts w:hint="eastAsia" w:ascii="宋体" w:hAnsi="宋体" w:cs="宋体"/>
-          <w:spacing w:val="-2"/>
-          <w:sz w:val="24"/>
-          <w:szCs w:val="24"/>
-          <w:lang w:eastAsia="zh-CN"/>
-        </w:rPr>
-      </w:pPr>
-      <w:r>
+          <w:spacing w:val="-1"/>
+          <w:sz w:val="24"/>
+          <w:szCs w:val="24"/>
+          <w:lang w:eastAsia="zh-CN"/>
+        </w:rPr>
+        <w:t>完成领导交办的其它工作。</w:t>
+      </w:r>
+    </w:p>
+    <w:p>
+      <w:pPr>
+        <w:widowControl w:val="0"/>
+        <w:numPr>
+          <w:ilvl w:val="0"/>
+          <w:numId w:val="15"/>
+        </w:numPr>
         <w:rPr>
           <w:rFonts w:ascii="宋体" w:hAnsi="宋体" w:cs="宋体"/>
-          <w:spacing w:val="-2"/>
-          <w:sz w:val="24"/>
-          <w:szCs w:val="24"/>
-          <w:lang w:eastAsia="zh-CN"/>
-        </w:rPr>
-        <w:t>完成领导交办的其它工作。</w:t>
-      </w:r>
-    </w:p>
-    <w:p>
-      <w:pPr>
-        <w:widowControl w:val="0"/>
-        <w:numPr>
-          <w:ilvl w:val="0"/>
-          <w:numId w:val="14"/>
-        </w:numPr>
-        <w:rPr>
-          <w:rFonts w:hint="eastAsia" w:ascii="宋体" w:hAnsi="宋体" w:cs="宋体"/>
-          <w:spacing w:val="-2"/>
-          <w:sz w:val="24"/>
-          <w:szCs w:val="24"/>
-          <w:lang w:eastAsia="zh-CN"/>
-        </w:rPr>
-      </w:pPr>
-      <w:r>
-        <w:rPr>
-          <w:rFonts w:hint="eastAsia" w:ascii="宋体" w:hAnsi="宋体" w:cs="宋体"/>
-          <w:spacing w:val="-2"/>
+          <w:spacing w:val="-1"/>
+          <w:sz w:val="24"/>
+          <w:szCs w:val="24"/>
+          <w:lang w:eastAsia="zh-CN"/>
+        </w:rPr>
+      </w:pPr>
+      <w:r>
+        <w:rPr>
+          <w:rFonts w:hint="eastAsia" w:ascii="宋体" w:hAnsi="宋体" w:cs="宋体"/>
+          <w:spacing w:val="-1"/>
           <w:sz w:val="24"/>
           <w:szCs w:val="24"/>
           <w:lang w:eastAsia="zh-CN"/>
         </w:rPr>
         <w:t>负责交付制度的跟进</w:t>
-      </w:r>
-    </w:p>
-    <w:p>
-      <w:pPr>
-        <w:pStyle w:val="31"/>
-        <w:ind w:firstLine="474"/>
-        <w:rPr>
-          <w:rFonts w:hint="eastAsia"/>
-          <w:lang w:eastAsia="zh-CN"/>
-        </w:rPr>
-      </w:pPr>
-      <w:bookmarkStart w:id="17" w:name="_Toc9854"/>
-      <w:r>
-        <w:rPr>
-          <w:rFonts w:hint="eastAsia"/>
-          <w:lang w:eastAsia="zh-CN"/>
-        </w:rPr>
-        <w:t>质量部</w:t>
-      </w:r>
-      <w:bookmarkEnd w:id="17"/>
-    </w:p>
-    <w:p>
-      <w:pPr>
-        <w:pStyle w:val="29"/>
-        <w:numPr>
-          <w:ilvl w:val="0"/>
-          <w:numId w:val="15"/>
-        </w:numPr>
-        <w:ind w:firstLineChars="0"/>
-      </w:pPr>
-      <w:r>
-        <w:t>负责建立、实施、维护和持续改进公司整体的质量管理体系，确保其有效运行并符合相关标准及内部要求，组织编制、修订和发布质量手册、程序文件等体系文件，并严格管理其受控、分发、更新与归档。</w:t>
-      </w:r>
-    </w:p>
-    <w:p>
-      <w:pPr>
-        <w:pStyle w:val="29"/>
-        <w:numPr>
-          <w:ilvl w:val="0"/>
-          <w:numId w:val="15"/>
-        </w:numPr>
-        <w:ind w:firstLineChars="0"/>
-      </w:pPr>
-      <w:r>
-        <w:t>根据公司战略，组织制定年度质量目标、质量计划与预算，并将其分解至相关部门，监督其执行情况并进行考核。</w:t>
-      </w:r>
-    </w:p>
-    <w:p>
-      <w:pPr>
-        <w:pStyle w:val="29"/>
-        <w:numPr>
-          <w:ilvl w:val="0"/>
-          <w:numId w:val="15"/>
-        </w:numPr>
-        <w:ind w:firstLineChars="0"/>
-      </w:pPr>
-      <w:r>
-        <w:t>组织制定、修订和完善覆盖产品与服务全过程的检验标准、质量控制计划及各类质量管理制度与流程。</w:t>
-      </w:r>
-    </w:p>
-    <w:p>
-      <w:pPr>
-        <w:pStyle w:val="29"/>
-        <w:numPr>
-          <w:ilvl w:val="0"/>
-          <w:numId w:val="15"/>
-        </w:numPr>
-        <w:ind w:firstLineChars="0"/>
-      </w:pPr>
-      <w:r>
-        <w:t>对公司核心业务过程（如项目交付、软件开发、运维服务）进行监督与符合性检查，确保其按既定质量标准与规程执行。</w:t>
-      </w:r>
-    </w:p>
-    <w:p>
-      <w:pPr>
-        <w:pStyle w:val="29"/>
-        <w:numPr>
-          <w:ilvl w:val="0"/>
-          <w:numId w:val="15"/>
-        </w:numPr>
-        <w:ind w:firstLineChars="0"/>
-      </w:pPr>
-      <w:r>
-        <w:t>系统性地收集、统计和分析各类质量数据（如合格率、客户投诉率、故障率），运用专业工具进行监控与分析，编制质量报告，为管理评审与决策提供依据。</w:t>
-      </w:r>
-    </w:p>
-    <w:p>
-      <w:pPr>
-        <w:pStyle w:val="29"/>
-        <w:numPr>
-          <w:ilvl w:val="0"/>
-          <w:numId w:val="15"/>
-        </w:numPr>
-        <w:ind w:firstLineChars="0"/>
-      </w:pPr>
-      <w:r>
-        <w:t>策划并组织实施内部质量体系审核、过程审核及产品审核，跟踪验证纠正与预防措施的有效性，并协助管理层开展管理评审。</w:t>
-      </w:r>
-    </w:p>
-    <w:p>
-      <w:pPr>
-        <w:pStyle w:val="29"/>
-        <w:numPr>
-          <w:ilvl w:val="0"/>
-          <w:numId w:val="15"/>
-        </w:numPr>
-        <w:ind w:firstLineChars="0"/>
-      </w:pPr>
-      <w:r>
-        <w:t>主导客户投诉及重大质量问题的调查、分析与处理，组织制定并跟踪纠正与预防措施的实施直至问题关闭。</w:t>
-      </w:r>
-    </w:p>
-    <w:p>
-      <w:pPr>
-        <w:pStyle w:val="29"/>
-        <w:numPr>
-          <w:ilvl w:val="0"/>
-          <w:numId w:val="15"/>
-        </w:numPr>
-        <w:ind w:firstLineChars="0"/>
-      </w:pPr>
-      <w:r>
-        <w:t>监督不合格品/服务的控制流程，确保其被正确标识、隔离、评审与处置。</w:t>
-      </w:r>
-    </w:p>
-    <w:p>
-      <w:pPr>
-        <w:pStyle w:val="29"/>
-        <w:numPr>
-          <w:ilvl w:val="0"/>
-          <w:numId w:val="15"/>
-        </w:numPr>
-        <w:ind w:firstLineChars="0"/>
-      </w:pPr>
-      <w:r>
-        <w:t>监控并分析质量成本（预防、鉴定、内外部失败成本），推动质量改善以降低劣质成本。</w:t>
-      </w:r>
-    </w:p>
-    <w:p>
-      <w:pPr>
-        <w:pStyle w:val="29"/>
-        <w:numPr>
-          <w:ilvl w:val="0"/>
-          <w:numId w:val="15"/>
-        </w:numPr>
-        <w:ind w:firstLineChars="0"/>
-      </w:pPr>
-      <w:r>
-        <w:t>在公司范围内推广质量意识，组织质量工具与标准的培训，推动质量改进项目，构建持续改进的质量文化。</w:t>
       </w:r>
     </w:p>
     <w:sectPr>
@@ -6640,6 +6980,23 @@
     </w:lvl>
   </w:abstractNum>
   <w:abstractNum w:abstractNumId="9">
+    <w:nsid w:val="1D0D8FED"/>
+    <w:multiLevelType w:val="singleLevel"/>
+    <w:tmpl w:val="1D0D8FED"/>
+    <w:lvl w:ilvl="0" w:tentative="0">
+      <w:start w:val="1"/>
+      <w:numFmt w:val="decimal"/>
+      <w:lvlText w:val="%1."/>
+      <w:lvlJc w:val="left"/>
+      <w:pPr>
+        <w:ind w:left="425" w:hanging="425"/>
+      </w:pPr>
+      <w:rPr>
+        <w:rFonts w:hint="default"/>
+      </w:rPr>
+    </w:lvl>
+  </w:abstractNum>
+  <w:abstractNum w:abstractNumId="10">
     <w:nsid w:val="2AD85455"/>
     <w:multiLevelType w:val="multilevel"/>
     <w:tmpl w:val="2AD85455"/>
@@ -6776,7 +7133,7 @@
       </w:rPr>
     </w:lvl>
   </w:abstractNum>
-  <w:abstractNum w:abstractNumId="10">
+  <w:abstractNum w:abstractNumId="11">
     <w:nsid w:val="3058B79C"/>
     <w:multiLevelType w:val="singleLevel"/>
     <w:tmpl w:val="3058B79C"/>
@@ -6793,7 +7150,7 @@
       </w:rPr>
     </w:lvl>
   </w:abstractNum>
-  <w:abstractNum w:abstractNumId="11">
+  <w:abstractNum w:abstractNumId="12">
     <w:nsid w:val="5B3E1EC2"/>
     <w:multiLevelType w:val="singleLevel"/>
     <w:tmpl w:val="5B3E1EC2"/>
@@ -6810,27 +7167,10 @@
       </w:rPr>
     </w:lvl>
   </w:abstractNum>
-  <w:abstractNum w:abstractNumId="12">
+  <w:abstractNum w:abstractNumId="13">
     <w:nsid w:val="6239A39B"/>
     <w:multiLevelType w:val="singleLevel"/>
     <w:tmpl w:val="6239A39B"/>
-    <w:lvl w:ilvl="0" w:tentative="0">
-      <w:start w:val="1"/>
-      <w:numFmt w:val="decimal"/>
-      <w:lvlText w:val="%1."/>
-      <w:lvlJc w:val="left"/>
-      <w:pPr>
-        <w:ind w:left="425" w:hanging="425"/>
-      </w:pPr>
-      <w:rPr>
-        <w:rFonts w:hint="default"/>
-      </w:rPr>
-    </w:lvl>
-  </w:abstractNum>
-  <w:abstractNum w:abstractNumId="13">
-    <w:nsid w:val="74BEB94E"/>
-    <w:multiLevelType w:val="singleLevel"/>
-    <w:tmpl w:val="74BEB94E"/>
     <w:lvl w:ilvl="0" w:tentative="0">
       <w:start w:val="1"/>
       <w:numFmt w:val="decimal"/>
@@ -6868,7 +7208,7 @@
     <w:abstractNumId w:val="0"/>
   </w:num>
   <w:num w:numId="2">
-    <w:abstractNumId w:val="9"/>
+    <w:abstractNumId w:val="10"/>
   </w:num>
   <w:num w:numId="3">
     <w:abstractNumId w:val="14"/>
@@ -6886,28 +7226,28 @@
     <w:abstractNumId w:val="5"/>
   </w:num>
   <w:num w:numId="8">
-    <w:abstractNumId w:val="10"/>
+    <w:abstractNumId w:val="11"/>
   </w:num>
   <w:num w:numId="9">
     <w:abstractNumId w:val="6"/>
   </w:num>
   <w:num w:numId="10">
-    <w:abstractNumId w:val="12"/>
+    <w:abstractNumId w:val="13"/>
   </w:num>
   <w:num w:numId="11">
     <w:abstractNumId w:val="2"/>
   </w:num>
   <w:num w:numId="12">
+    <w:abstractNumId w:val="9"/>
+  </w:num>
+  <w:num w:numId="13">
     <w:abstractNumId w:val="3"/>
   </w:num>
-  <w:num w:numId="13">
+  <w:num w:numId="14">
     <w:abstractNumId w:val="7"/>
   </w:num>
-  <w:num w:numId="14">
-    <w:abstractNumId w:val="11"/>
-  </w:num>
   <w:num w:numId="15">
-    <w:abstractNumId w:val="13"/>
+    <w:abstractNumId w:val="12"/>
   </w:num>
 </w:numbering>
 </file>
@@ -6988,7 +7328,7 @@
     <w:lsdException w:qFormat="1" w:unhideWhenUsed="0" w:uiPriority="0" w:semiHidden="0" w:name="Title"/>
     <w:lsdException w:unhideWhenUsed="0" w:uiPriority="0" w:semiHidden="0" w:name="Closing"/>
     <w:lsdException w:unhideWhenUsed="0" w:uiPriority="0" w:semiHidden="0" w:name="Signature"/>
-    <w:lsdException w:uiPriority="1" w:name="Default Paragraph Font"/>
+    <w:lsdException w:qFormat="1" w:uiPriority="1" w:name="Default Paragraph Font"/>
     <w:lsdException w:qFormat="1" w:unhideWhenUsed="0" w:uiPriority="0" w:name="Body Text"/>
     <w:lsdException w:unhideWhenUsed="0" w:uiPriority="0" w:semiHidden="0" w:name="Body Text Indent"/>
     <w:lsdException w:unhideWhenUsed="0" w:uiPriority="0" w:semiHidden="0" w:name="List Continue"/>
@@ -7405,6 +7745,7 @@
     <w:name w:val="Default Paragraph Font"/>
     <w:semiHidden/>
     <w:unhideWhenUsed/>
+    <w:qFormat/>
     <w:uiPriority w:val="1"/>
   </w:style>
   <w:style w:type="table" w:default="1" w:styleId="20">
